--- a/Programacion II/Kit docente/Clase 9/Guion Docente Clase 9 - Refactorizacion con IA y persistencia de archivos.docx
+++ b/Programacion II/Kit docente/Clase 9/Guion Docente Clase 9 - Refactorizacion con IA y persistencia de archivos.docx
@@ -372,7 +372,7 @@
           <w:color w:val="4A4A49"/>
           <w:sz w:val="22"/>
         </w:rPr>
-        <w:t>Pregunta al aire (2 min): ¿donde encaja esto en el VetCare de su equipo?</w:t>
+        <w:t>Pregunta al aire (2 min): ¿donde encaja esto en su VetCare?</w:t>
       </w:r>
     </w:p>
     <w:p>
@@ -464,7 +464,7 @@
           <w:color w:val="4A4A49"/>
           <w:sz w:val="22"/>
         </w:rPr>
-        <w:t xml:space="preserve"> «Equipos: abran su proyecto VetCare. Esto suma a la rubrica del PI.»</w:t>
+        <w:t xml:space="preserve"> «Abran su proyecto VetCare. Trabajo individual por defecto; si autorice equipo, el archivo puede ser compartido pero cada uno entrega en ExamLab. Esto suma a la rubrica del PI.»</w:t>
       </w:r>
     </w:p>
     <w:p>
@@ -549,7 +549,7 @@
           <w:color w:val="4A4A49"/>
           <w:sz w:val="22"/>
         </w:rPr>
-        <w:t>Circular por los equipos. Empujar evidencia funcionando, no perfeccionismo.</w:t>
+        <w:t>Circular por los puestos. Empujar evidencia funcionando, no perfeccionismo.</w:t>
       </w:r>
     </w:p>
     <w:p>

--- a/Programacion II/Kit docente/Clase 9/Guion Docente Clase 9 - Refactorizacion con IA y persistencia de archivos.docx
+++ b/Programacion II/Kit docente/Clase 9/Guion Docente Clase 9 - Refactorizacion con IA y persistencia de archivos.docx
@@ -156,6 +156,7 @@
       <w:r>
         <w:rPr>
           <w:rFonts w:ascii="Consolas" w:hAnsi="Consolas"/>
+          <w:b w:val="0"/>
           <w:color w:val="111111"/>
           <w:sz w:val="21"/>
         </w:rPr>
@@ -430,6 +431,7 @@
       <w:r>
         <w:rPr>
           <w:rFonts w:ascii="Consolas" w:hAnsi="Consolas"/>
+          <w:b w:val="0"/>
           <w:color w:val="111111"/>
           <w:sz w:val="21"/>
         </w:rPr>
@@ -597,6 +599,7 @@
       <w:r>
         <w:rPr>
           <w:rFonts w:ascii="Consolas" w:hAnsi="Consolas"/>
+          <w:b w:val="0"/>
           <w:color w:val="111111"/>
           <w:sz w:val="21"/>
         </w:rPr>
@@ -664,6 +667,7 @@
       <w:r>
         <w:rPr>
           <w:rFonts w:ascii="Consolas" w:hAnsi="Consolas"/>
+          <w:b w:val="0"/>
           <w:color w:val="111111"/>
           <w:sz w:val="21"/>
         </w:rPr>

--- a/Programacion II/Kit docente/Clase 9/Guion Docente Clase 9 - Refactorizacion con IA y persistencia de archivos.docx
+++ b/Programacion II/Kit docente/Clase 9/Guion Docente Clase 9 - Refactorizacion con IA y persistencia de archivos.docx
@@ -130,7 +130,7 @@
           <w:color w:val="4A4A49"/>
           <w:sz w:val="22"/>
         </w:rPr>
-        <w:t xml:space="preserve"> Apache NetBeans</w:t>
+        <w:t xml:space="preserve"> Visual Studio Code (Java)</w:t>
       </w:r>
     </w:p>
     <w:p>
@@ -208,7 +208,7 @@
           <w:color w:val="4A4A49"/>
           <w:sz w:val="22"/>
         </w:rPr>
-        <w:t>Un code smell es un síntoma en el código que casi siempre anuncia un problema mayor; no es un error de compilación ni una excepción, es un olor. Los que van a aparecer sí o sí en los proyectos de VetCare son seis. Primero, el método largo: el ActionListener del botón que hace de todo. Segundo, la duplicación: el mismo bucle de búsqueda por ID copiado y pegado en el botón Buscar, en el botón Editar y en el botón Eliminar, de modo que cuando el criterio de búsqueda cambia hay que acordarse de arreglarlo en tres lugares y siempre se olvida uno. Tercero, los nombres opacos: ArrayList&lt;String[]&gt; a1, variables x, d, v, un método llamado proceso(). Cuarto, los números mágicos: un if (edad &gt; 25) sin explicación, cuando lo correcto es una constante EDAD_MAXIMA = 25 con nombre. Quinto, el catch vacío que se traga la IOException y deja al usuario creyendo que guardó. Sexto, la clase Dios: una única clase Principal que es ventana, es lista y es archivo al mismo tiempo. NetBeans ayuda a atacarlos con acciones seguras del menú Refactor: Rename (Ctrl+R), Extract Method (Ctrl+Alt+M) y Move, que renombran o extraen actualizando todas las referencias, cosa que buscar y reemplazar a mano nunca garantiza.</w:t>
+        <w:t>Un code smell es un síntoma en el código que casi siempre anuncia un problema mayor; no es un error de compilación ni una excepción, es un olor. Los que van a aparecer sí o sí en los proyectos de VetCare son seis. Primero, el método largo: el ActionListener del botón que hace de todo. Segundo, la duplicación: el mismo bucle de búsqueda por ID copiado y pegado en el botón Buscar, en el botón Editar y en el botón Eliminar, de modo que cuando el criterio de búsqueda cambia hay que acordarse de arreglarlo en tres lugares y siempre se olvida uno. Tercero, los nombres opacos: ArrayList&lt;String[]&gt; a1, variables x, d, v, un método llamado proceso(). Cuarto, los números mágicos: un if (edad &gt; 25) sin explicación, cuando lo correcto es una constante EDAD_MAXIMA = 25 con nombre. Quinto, el catch vacío que se traga la IOException y deja al usuario creyendo que guardó. Sexto, la clase Dios: una única clase Principal que es ventana, es lista y es archivo al mismo tiempo. VS Code ayuda a atacarlos con acciones seguras: Rename Symbol (F2), y desde la bombilla o Ctrl+Shift+R los refactors «Extract Method» y «Move», que renombran o extraen actualizando todas las referencias, cosa que buscar y reemplazar a mano nunca garantiza.</w:t>
       </w:r>
     </w:p>
     <w:p>
@@ -238,7 +238,7 @@
           <w:color w:val="4A4A49"/>
           <w:sz w:val="22"/>
         </w:rPr>
-        <w:t>La persistencia se conecta al ciclo de vida de la aplicación en dos puntos: se carga al arrancar y se guarda al cerrar (o después de cada cambio, si se quiere ser más seguro). Cargar al arrancar significa que el main construye el repositorio, pide cargar() y solo después muestra la ventana con la tabla ya poblada. Y cargar tiene que ser defensivo, porque el archivo es del mundo real: si mascotas.csv no existe todavía, cargar() devuelve una lista vacía y la aplicación abre normalmente, no revienta con una excepción en la cara del usuario; si una línea quedó con cuatro campos en vez de cinco porque alguien la editó en el Bloc de notas, esa línea se ignora, se avisa por consola con el número de línea y las demás sí se cargan; si la edad viene como 'dos', el Integer.parseInt lanza NumberFormatException, se captura, se descarta ese registro y se sigue. La regla es que un dato malo no puede tumbar la aplicación completa. Del lado de la escritura, el detalle que muerde es la ruta: si se usa la ruta relativa "mascotas.csv", el archivo queda en el directorio de trabajo, que al ejecutar desde NetBeans es la carpeta del proyecto. Por eso conviene imprimir una vez ruta.toAbsolutePath() para que el estudiante sepa dónde buscarlo en vez de jurar que el programa no guardó nada.</w:t>
+        <w:t>La persistencia se conecta al ciclo de vida de la aplicación en dos puntos: se carga al arrancar y se guarda al cerrar (o después de cada cambio, si se quiere ser más seguro). Cargar al arrancar significa que el main construye el repositorio, pide cargar() y solo después muestra la ventana con la tabla ya poblada. Y cargar tiene que ser defensivo, porque el archivo es del mundo real: si mascotas.csv no existe todavía, cargar() devuelve una lista vacía y la aplicación abre normalmente, no revienta con una excepción en la cara del usuario; si una línea quedó con cuatro campos en vez de cinco porque alguien la editó en el Bloc de notas, esa línea se ignora, se avisa por consola con el número de línea y las demás sí se cargan; si la edad viene como 'dos', el Integer.parseInt lanza NumberFormatException, se captura, se descarta ese registro y se sigue. La regla es que un dato malo no puede tumbar la aplicación completa. Del lado de la escritura, el detalle que muerde es la ruta: si se usa la ruta relativa "mascotas.csv", el archivo queda en el directorio de trabajo, que al ejecutar desde VS Code es la carpeta del proyecto. Por eso conviene imprimir una vez ruta.toAbsolutePath() para que el estudiante sepa dónde buscarlo en vez de jurar que el programa no guardó nada.</w:t>
       </w:r>
     </w:p>
     <w:p>
@@ -248,7 +248,7 @@
           <w:color w:val="4A4A49"/>
           <w:sz w:val="22"/>
         </w:rPr>
-        <w:t>Error tipico del docente que no domina el tema: le pega el enunciado a la IA, recibe una solución con ObjectOutputStream y serialización binaria o con la librería OpenCSV, y la copia al proyecto sin entenderla. En clase pasan dos cosas: o no compila porque falta agregar el .jar a las librerías del proyecto, o sí corre pero genera un archivo binario ilegible, con lo cual se pierde justo el valor pedagógico de abrir el .csv y ver la línea escrita, y además se incumple el requisito del PI, que pide .txt o .csv. La otra versión del mismo error es pedirle a la IA 'refactoriza esto', aceptar el bloque completo y no volver a correr la aplicación: la IA cambió el separador, o quitó el encabezado, o invirtió el orden de dos campos, y ahora el archivo viejo se lee corrido con el nombre en la columna de la especie. Eso ya no fue refactorizar, fue romper. La postura correcta, y hay que decirla en voz alta frente al grupo, es que la IA propone y el humano decide: se acepta únicamente lo que uno puede explicar línea por línea, se acepta de a un cambio por vez, y después de cada cambio se vuelve a correr el flujo completo de VetCare. Un docente que no puede explicar por qué su código usa try-with-resources no está en condiciones de exigirle criterio al estudiante.</w:t>
+        <w:t>Error tipico del docente que no domina el tema: le pega el enunciado a la IA, recibe una solución con ObjectOutputStream y serialización binaria o con la librería OpenCSV, y la copia al proyecto sin entenderla. En clase pasan dos cosas: o no compila porque falta poner el .jar en la carpeta lib/ del proyecto y agregarlo a «Referenced Libraries», o sí corre pero genera un archivo binario ilegible, con lo cual se pierde justo el valor pedagógico de abrir el .csv y ver la línea escrita, y además se incumple el requisito del PI, que pide .txt o .csv. La otra versión del mismo error es pedirle a la IA 'refactoriza esto', aceptar el bloque completo y no volver a correr la aplicación: la IA cambió el separador, o quitó el encabezado, o invirtió el orden de dos campos, y ahora el archivo viejo se lee corrido con el nombre en la columna de la especie. Eso ya no fue refactorizar, fue romper. La postura correcta, y hay que decirla en voz alta frente al grupo, es que la IA propone y el humano decide: se acepta únicamente lo que uno puede explicar línea por línea, se acepta de a un cambio por vez, y después de cada cambio se vuelve a correr el flujo completo de VetCare. Un docente que no puede explicar por qué su código usa try-with-resources no está en condiciones de exigirle criterio al estudiante.</w:t>
       </w:r>
     </w:p>
     <w:p>
